--- a/Materials/CICD/SecurityPlus_LocalStack_GitHub_CICD_Lab_Student_Order.docx
+++ b/Materials/CICD/SecurityPlus_LocalStack_GitHub_CICD_Lab_Student_Order.docx
@@ -54,10 +54,7 @@
               <w:br/>
             </w:r>
             <w:r>
-              <w:t xml:space="preserve">Students will build a simulated AWS-style cloud environment locally with LocalStack, then push the same Terraform code </w:t>
-            </w:r>
-            <w:r>
-              <w:t>to GitHub where GitHub Actions automatically tests the infrastructure in a CI/CD pipeline.</w:t>
+              <w:t>Students will build a simulated AWS-style cloud environment locally with LocalStack, then push the same Terraform code to GitHub where GitHub Actions automatically tests the infrastructure in a CI/CD pipeline.</w:t>
             </w:r>
           </w:p>
         </w:tc>
@@ -93,10 +90,7 @@
         <w:pStyle w:val="ListBullet"/>
       </w:pPr>
       <w:r>
-        <w:t>Terraform infrastructure: VPC, subnet, securit</w:t>
-      </w:r>
-      <w:r>
-        <w:t>y group, 4 web servers, 1 MySQL server, and S3 log bucket</w:t>
+        <w:t>Terraform infrastructure: VPC, subnet, security group, 4 web servers, 1 MySQL server, and S3 log bucket</w:t>
       </w:r>
     </w:p>
     <w:p>
@@ -173,14 +167,7 @@
           <w:sz w:val="18"/>
         </w:rPr>
         <w:br/>
-        <w:t xml:space="preserve">  ├</w:t>
-      </w:r>
-      <w:r>
-        <w:rPr>
-          <w:rFonts w:ascii="Consolas" w:hAnsi="Consolas"/>
-          <w:sz w:val="18"/>
-        </w:rPr>
-        <w:t>── Terraform local testing</w:t>
+        <w:t xml:space="preserve">  ├── Terraform local testing</w:t>
       </w:r>
       <w:r>
         <w:rPr>
@@ -274,10 +261,7 @@
               <w:br/>
             </w:r>
             <w:r>
-              <w:t xml:space="preserve">GitHub </w:t>
-            </w:r>
-            <w:r>
-              <w:t>Actions does not connect to your Windows LocalStack. GitHub creates a separate temporary LocalStack environment inside the GitHub runner.</w:t>
+              <w:t>GitHub Actions does not connect to your Windows LocalStack. GitHub creates a separate temporary LocalStack environment inside the GitHub runner.</w:t>
             </w:r>
           </w:p>
         </w:tc>
@@ -393,10 +377,7 @@
         <w:pStyle w:val="ListNumber"/>
       </w:pPr>
       <w:r>
-        <w:t>Verify</w:t>
-      </w:r>
-      <w:r>
-        <w:t xml:space="preserve"> your email if prompted.</w:t>
+        <w:t>Verify your email if prompted.</w:t>
       </w:r>
     </w:p>
     <w:p>
@@ -679,7 +660,6 @@
           <w:b/>
         </w:rPr>
       </w:pPr>
-      <w:bookmarkStart w:id="0" w:name="_GoBack"/>
       <w:r>
         <w:rPr>
           <w:noProof/>
@@ -735,7 +715,6 @@
           </wp:inline>
         </w:drawing>
       </w:r>
-      <w:bookmarkEnd w:id="0"/>
     </w:p>
     <w:p>
       <w:pPr>
@@ -758,10 +737,7 @@
         <w:pStyle w:val="ListNumber"/>
       </w:pPr>
       <w:r>
-        <w:t>Download the Wi</w:t>
-      </w:r>
-      <w:r>
-        <w:t>ndows installer.</w:t>
+        <w:t>Download the Windows installer.</w:t>
       </w:r>
     </w:p>
     <w:p>
@@ -824,10 +800,7 @@
               <w:br/>
             </w:r>
             <w:r>
-              <w:t>Search the LocalStack website for LocalStack Desktop download.</w:t>
-            </w:r>
-            <w:r>
-              <w:t xml:space="preserve"> The website layout may change, but the goal is to install the Windows LocalStack Desktop app.</w:t>
+              <w:t>Search the LocalStack website for LocalStack Desktop download. The website layout may change, but the goal is to install the Windows LocalStack Desktop app.</w:t>
             </w:r>
           </w:p>
         </w:tc>
@@ -863,10 +836,7 @@
         <w:pStyle w:val="ListNumber"/>
       </w:pPr>
       <w:r>
-        <w:t>Find Auth</w:t>
-      </w:r>
-      <w:r>
-        <w:t xml:space="preserve"> Token, LOCALSTACK_AUTH_TOKEN, or LocalStack Auth Token.</w:t>
+        <w:t>Find Auth Token, LOCALSTACK_AUTH_TOKEN, or LocalStack Auth Token.</w:t>
       </w:r>
     </w:p>
     <w:p>
@@ -921,10 +891,7 @@
               <w:br/>
             </w:r>
             <w:r>
-              <w:t>The auth token is a secret. This demonstrates credential handling, secret protect</w:t>
-            </w:r>
-            <w:r>
-              <w:t>ion, and secure configuration management.</w:t>
+              <w:t>The auth token is a secret. This demonstrates credential handling, secret protection, and secure configuration management.</w:t>
             </w:r>
           </w:p>
         </w:tc>
@@ -1104,12 +1071,6 @@
           <w:sz w:val="18"/>
         </w:rPr>
         <w:br/>
-      </w:r>
-      <w:r>
-        <w:rPr>
-          <w:rFonts w:ascii="Consolas" w:hAnsi="Consolas"/>
-          <w:sz w:val="18"/>
-        </w:rPr>
         <w:t>.terraform/</w:t>
       </w:r>
       <w:r>
@@ -1286,14 +1247,7 @@
           <w:rFonts w:ascii="Consolas" w:hAnsi="Consolas"/>
           <w:sz w:val="18"/>
         </w:rPr>
-        <w:t>notepad C:\cloudlab\do</w:t>
-      </w:r>
-      <w:r>
-        <w:rPr>
-          <w:rFonts w:ascii="Consolas" w:hAnsi="Consolas"/>
-          <w:sz w:val="18"/>
-        </w:rPr>
-        <w:t>cker-compose.yml</w:t>
+        <w:t>notepad C:\cloudlab\docker-compose.yml</w:t>
       </w:r>
     </w:p>
     <w:p>
@@ -1385,14 +1339,7 @@
           <w:sz w:val="18"/>
         </w:rPr>
         <w:lastRenderedPageBreak/>
-        <w:t xml:space="preserve">      - </w:t>
-      </w:r>
-      <w:r>
-        <w:rPr>
-          <w:rFonts w:ascii="Consolas" w:hAnsi="Consolas"/>
-          <w:sz w:val="18"/>
-        </w:rPr>
-        <w:t>SERVICES=ec2,s3,iam,sts</w:t>
+        <w:t xml:space="preserve">      - SERVICES=ec2,s3,iam,sts</w:t>
       </w:r>
       <w:r>
         <w:rPr>
@@ -1471,14 +1418,7 @@
           <w:sz w:val="18"/>
         </w:rPr>
         <w:br/>
-        <w:t xml:space="preserve">    image: kasmweb/kali-rolling-desktop:1.18.</w:t>
-      </w:r>
-      <w:r>
-        <w:rPr>
-          <w:rFonts w:ascii="Consolas" w:hAnsi="Consolas"/>
-          <w:sz w:val="18"/>
-        </w:rPr>
-        <w:t>0</w:t>
+        <w:t xml:space="preserve">    image: kasmweb/kali-rolling-desktop:1.18.0</w:t>
       </w:r>
       <w:r>
         <w:rPr>
@@ -1590,14 +1530,7 @@
           <w:sz w:val="18"/>
         </w:rPr>
         <w:br/>
-        <w:t xml:space="preserve">    stdin_open: </w:t>
-      </w:r>
-      <w:r>
-        <w:rPr>
-          <w:rFonts w:ascii="Consolas" w:hAnsi="Consolas"/>
-          <w:sz w:val="18"/>
-        </w:rPr>
-        <w:t>true</w:t>
+        <w:t xml:space="preserve">    stdin_open: true</w:t>
       </w:r>
       <w:r>
         <w:rPr>
@@ -1700,14 +1633,7 @@
           <w:rFonts w:ascii="Consolas" w:hAnsi="Consolas"/>
           <w:sz w:val="18"/>
         </w:rPr>
-        <w:t>cd C:\cloudl</w:t>
-      </w:r>
-      <w:r>
-        <w:rPr>
-          <w:rFonts w:ascii="Consolas" w:hAnsi="Consolas"/>
-          <w:sz w:val="18"/>
-        </w:rPr>
-        <w:t>ab</w:t>
+        <w:t>cd C:\cloudlab</w:t>
       </w:r>
       <w:r>
         <w:rPr>
@@ -1736,7 +1662,60 @@
         <w:pStyle w:val="Heading1"/>
       </w:pPr>
       <w:r>
-        <w:t>12. Step 9 — Verify LocalStack Locally</w:t>
+        <w:t xml:space="preserve">12. Step 9 — Verify </w:t>
+      </w:r>
+      <w:proofErr w:type="spellStart"/>
+      <w:r>
+        <w:t>LocalStack</w:t>
+      </w:r>
+      <w:proofErr w:type="spellEnd"/>
+      <w:r>
+        <w:t xml:space="preserve"> Locally</w:t>
+      </w:r>
+      <w:r>
+        <w:t xml:space="preserve"> </w:t>
+      </w:r>
+    </w:p>
+    <w:p/>
+    <w:p>
+      <w:pPr>
+        <w:rPr>
+          <w:b/>
+          <w:sz w:val="16"/>
+          <w:szCs w:val="16"/>
+        </w:rPr>
+      </w:pPr>
+      <w:r>
+        <w:t xml:space="preserve"> </w:t>
+      </w:r>
+      <w:r>
+        <w:rPr>
+          <w:b/>
+          <w:color w:val="FF0000"/>
+          <w:sz w:val="16"/>
+          <w:szCs w:val="16"/>
+        </w:rPr>
+        <w:t xml:space="preserve">Note:  </w:t>
+      </w:r>
+      <w:proofErr w:type="spellStart"/>
+      <w:r>
+        <w:rPr>
+          <w:b/>
+          <w:color w:val="FF0000"/>
+          <w:sz w:val="16"/>
+          <w:szCs w:val="16"/>
+        </w:rPr>
+        <w:t>awscli</w:t>
+      </w:r>
+      <w:proofErr w:type="spellEnd"/>
+      <w:r>
+        <w:rPr>
+          <w:b/>
+          <w:color w:val="FF0000"/>
+          <w:sz w:val="16"/>
+          <w:szCs w:val="16"/>
+        </w:rPr>
+        <w:t xml:space="preserve"> will need to be installed and the default profile in place</w:t>
       </w:r>
     </w:p>
     <w:p>
@@ -1744,12 +1723,21 @@
         <w:spacing w:after="120"/>
         <w:ind w:left="360"/>
       </w:pPr>
-      <w:r>
-        <w:rPr>
-          <w:rFonts w:ascii="Consolas" w:hAnsi="Consolas"/>
-          <w:sz w:val="18"/>
-        </w:rPr>
-        <w:t>curl http://localhost:4566/_localstack/health</w:t>
+      <w:proofErr w:type="gramStart"/>
+      <w:r>
+        <w:rPr>
+          <w:rFonts w:ascii="Consolas" w:hAnsi="Consolas"/>
+          <w:sz w:val="18"/>
+        </w:rPr>
+        <w:t>curl</w:t>
+      </w:r>
+      <w:proofErr w:type="gramEnd"/>
+      <w:r>
+        <w:rPr>
+          <w:rFonts w:ascii="Consolas" w:hAnsi="Consolas"/>
+          <w:sz w:val="18"/>
+        </w:rPr>
+        <w:t xml:space="preserve"> http://localhost:4566/_localstack/health</w:t>
       </w:r>
       <w:r>
         <w:rPr>
@@ -1765,14 +1753,7 @@
           <w:sz w:val="18"/>
         </w:rPr>
         <w:br/>
-        <w:t>aws --endpoint-url=</w:t>
-      </w:r>
-      <w:r>
-        <w:rPr>
-          <w:rFonts w:ascii="Consolas" w:hAnsi="Consolas"/>
-          <w:sz w:val="18"/>
-        </w:rPr>
-        <w:t>http://localhost:4566 s3 ls</w:t>
+        <w:t>aws --endpoint-url=http://localhost:4566 s3 ls</w:t>
       </w:r>
     </w:p>
     <w:p>
@@ -1826,10 +1807,7 @@
         <w:pStyle w:val="ListNumber"/>
       </w:pPr>
       <w:r>
-        <w:t>If</w:t>
-      </w:r>
-      <w:r>
-        <w:t xml:space="preserve"> no resources are visible yet, continue to Terraform. Resources appear after Terraform creates them.</w:t>
+        <w:t>If no resources are visible yet, continue to Terraform. Resources appear after Terraform creates them.</w:t>
       </w:r>
     </w:p>
     <w:tbl>
@@ -1872,10 +1850,7 @@
         <w:pStyle w:val="Heading1"/>
       </w:pPr>
       <w:r>
-        <w:t xml:space="preserve">14. Step 11 — </w:t>
-      </w:r>
-      <w:r>
-        <w:t>Create Terraform main.tf</w:t>
+        <w:t>14. Step 11 — Create Terraform main.tf</w:t>
       </w:r>
     </w:p>
     <w:p>
@@ -1988,14 +1963,7 @@
           <w:sz w:val="18"/>
         </w:rPr>
         <w:br/>
-        <w:t xml:space="preserve"> </w:t>
-      </w:r>
-      <w:r>
-        <w:rPr>
-          <w:rFonts w:ascii="Consolas" w:hAnsi="Consolas"/>
-          <w:sz w:val="18"/>
-        </w:rPr>
-        <w:t xml:space="preserve"> type        = string</w:t>
+        <w:t xml:space="preserve">  type        = string</w:t>
       </w:r>
       <w:r>
         <w:rPr>
@@ -2081,14 +2049,7 @@
           <w:sz w:val="18"/>
         </w:rPr>
         <w:br/>
-        <w:t xml:space="preserve">  skip_metadata_api_check   </w:t>
-      </w:r>
-      <w:r>
-        <w:rPr>
-          <w:rFonts w:ascii="Consolas" w:hAnsi="Consolas"/>
-          <w:sz w:val="18"/>
-        </w:rPr>
-        <w:t xml:space="preserve">  = true</w:t>
+        <w:t xml:space="preserve">  skip_metadata_api_check     = true</w:t>
       </w:r>
       <w:r>
         <w:rPr>
@@ -2182,14 +2143,7 @@
           <w:sz w:val="18"/>
         </w:rPr>
         <w:br/>
-        <w:t>resource "aws_v</w:t>
-      </w:r>
-      <w:r>
-        <w:rPr>
-          <w:rFonts w:ascii="Consolas" w:hAnsi="Consolas"/>
-          <w:sz w:val="18"/>
-        </w:rPr>
-        <w:t>pc" "securityplus_vpc" {</w:t>
+        <w:t>resource "aws_vpc" "securityplus_vpc" {</w:t>
       </w:r>
       <w:r>
         <w:rPr>
@@ -2253,14 +2207,7 @@
           <w:sz w:val="18"/>
         </w:rPr>
         <w:br/>
-        <w:t xml:space="preserve">  tags = { N</w:t>
-      </w:r>
-      <w:r>
-        <w:rPr>
-          <w:rFonts w:ascii="Consolas" w:hAnsi="Consolas"/>
-          <w:sz w:val="18"/>
-        </w:rPr>
-        <w:t>ame = "securityplus-public-subnet", Environment = "SecurityPlus-Lab" }</w:t>
+        <w:t xml:space="preserve">  tags = { Name = "securityplus-public-subnet", Environment = "SecurityPlus-Lab" }</w:t>
       </w:r>
       <w:r>
         <w:rPr>
@@ -2307,14 +2254,7 @@
           <w:sz w:val="18"/>
         </w:rPr>
         <w:br/>
-        <w:t xml:space="preserve">  vpc_id      = aws_vpc.securityplu</w:t>
-      </w:r>
-      <w:r>
-        <w:rPr>
-          <w:rFonts w:ascii="Consolas" w:hAnsi="Consolas"/>
-          <w:sz w:val="18"/>
-        </w:rPr>
-        <w:t>s_vpc.id</w:t>
+        <w:t xml:space="preserve">  vpc_id      = aws_vpc.securityplus_vpc.id</w:t>
       </w:r>
       <w:r>
         <w:rPr>
@@ -2400,14 +2340,7 @@
           <w:sz w:val="18"/>
         </w:rPr>
         <w:br/>
-        <w:t xml:space="preserve">    description = "Allow HTTPS from anywhere for demo pu</w:t>
-      </w:r>
-      <w:r>
-        <w:rPr>
-          <w:rFonts w:ascii="Consolas" w:hAnsi="Consolas"/>
-          <w:sz w:val="18"/>
-        </w:rPr>
-        <w:t>rposes"</w:t>
+        <w:t xml:space="preserve">    description = "Allow HTTPS from anywhere for demo purposes"</w:t>
       </w:r>
       <w:r>
         <w:rPr>
@@ -2502,14 +2435,7 @@
           <w:sz w:val="18"/>
         </w:rPr>
         <w:br/>
-        <w:t xml:space="preserve">   </w:t>
-      </w:r>
-      <w:r>
-        <w:rPr>
-          <w:rFonts w:ascii="Consolas" w:hAnsi="Consolas"/>
-          <w:sz w:val="18"/>
-        </w:rPr>
-        <w:t xml:space="preserve"> cidr_blocks = ["0.0.0.0/0"]</w:t>
+        <w:t xml:space="preserve">    cidr_blocks = ["0.0.0.0/0"]</w:t>
       </w:r>
       <w:r>
         <w:rPr>
@@ -2603,14 +2529,7 @@
           <w:sz w:val="18"/>
         </w:rPr>
         <w:br/>
-        <w:t xml:space="preserve">    description = "Allow all outbound</w:t>
-      </w:r>
-      <w:r>
-        <w:rPr>
-          <w:rFonts w:ascii="Consolas" w:hAnsi="Consolas"/>
-          <w:sz w:val="18"/>
-        </w:rPr>
-        <w:t xml:space="preserve"> traffic"</w:t>
+        <w:t xml:space="preserve">    description = "Allow all outbound traffic"</w:t>
       </w:r>
       <w:r>
         <w:rPr>
@@ -2705,14 +2624,7 @@
           <w:sz w:val="18"/>
         </w:rPr>
         <w:br/>
-        <w:t xml:space="preserve">  vpc_secur</w:t>
-      </w:r>
-      <w:r>
-        <w:rPr>
-          <w:rFonts w:ascii="Consolas" w:hAnsi="Consolas"/>
-          <w:sz w:val="18"/>
-        </w:rPr>
-        <w:t>ity_group_ids = [aws_security_group.web_sg.id]</w:t>
+        <w:t xml:space="preserve">  vpc_security_group_ids = [aws_security_group.web_sg.id]</w:t>
       </w:r>
       <w:r>
         <w:rPr>
@@ -2782,14 +2694,7 @@
           <w:sz w:val="18"/>
         </w:rPr>
         <w:br/>
-        <w:t xml:space="preserve">  vpc_security_grou</w:t>
-      </w:r>
-      <w:r>
-        <w:rPr>
-          <w:rFonts w:ascii="Consolas" w:hAnsi="Consolas"/>
-          <w:sz w:val="18"/>
-        </w:rPr>
-        <w:t>p_ids = [aws_security_group.web_sg.id]</w:t>
+        <w:t xml:space="preserve">  vpc_security_group_ids = [aws_security_group.web_sg.id]</w:t>
       </w:r>
       <w:r>
         <w:rPr>
@@ -2852,14 +2757,7 @@
           <w:sz w:val="18"/>
         </w:rPr>
         <w:br/>
-        <w:t xml:space="preserve">  vpc_security_group_ids = </w:t>
-      </w:r>
-      <w:r>
-        <w:rPr>
-          <w:rFonts w:ascii="Consolas" w:hAnsi="Consolas"/>
-          <w:sz w:val="18"/>
-        </w:rPr>
-        <w:t>[aws_security_group.web_sg.id]</w:t>
+        <w:t xml:space="preserve">  vpc_security_group_ids = [aws_security_group.web_sg.id]</w:t>
       </w:r>
       <w:r>
         <w:rPr>
@@ -2922,14 +2820,7 @@
           <w:sz w:val="18"/>
         </w:rPr>
         <w:br/>
-        <w:t xml:space="preserve">  vpc_security_group_ids = [aws_sec</w:t>
-      </w:r>
-      <w:r>
-        <w:rPr>
-          <w:rFonts w:ascii="Consolas" w:hAnsi="Consolas"/>
-          <w:sz w:val="18"/>
-        </w:rPr>
-        <w:t>urity_group.web_sg.id]</w:t>
+        <w:t xml:space="preserve">  vpc_security_group_ids = [aws_security_group.web_sg.id]</w:t>
       </w:r>
       <w:r>
         <w:rPr>
@@ -2992,14 +2883,7 @@
           <w:sz w:val="18"/>
         </w:rPr>
         <w:br/>
-        <w:t xml:space="preserve">  vpc_security_group_ids = [aws_securit</w:t>
-      </w:r>
-      <w:r>
-        <w:rPr>
-          <w:rFonts w:ascii="Consolas" w:hAnsi="Consolas"/>
-          <w:sz w:val="18"/>
-        </w:rPr>
-        <w:t>y_group.web_sg.id]</w:t>
+        <w:t xml:space="preserve">  vpc_security_group_ids = [aws_security_group.web_sg.id]</w:t>
       </w:r>
       <w:r>
         <w:rPr>
@@ -3069,14 +2953,7 @@
           <w:sz w:val="18"/>
         </w:rPr>
         <w:br/>
-        <w:t xml:space="preserve">output "vpc_id" { </w:t>
-      </w:r>
-      <w:r>
-        <w:rPr>
-          <w:rFonts w:ascii="Consolas" w:hAnsi="Consolas"/>
-          <w:sz w:val="18"/>
-        </w:rPr>
-        <w:t>value = aws_vpc.securityplus_vpc.id }</w:t>
+        <w:t>output "vpc_id" { value = aws_vpc.securityplus_vpc.id }</w:t>
       </w:r>
       <w:r>
         <w:rPr>
@@ -3142,10 +3019,7 @@
         <w:pStyle w:val="Heading1"/>
       </w:pPr>
       <w:r>
-        <w:t xml:space="preserve">16. Step 13 — </w:t>
-      </w:r>
-      <w:r>
-        <w:t>Verify the Local Terraform Deployment</w:t>
+        <w:t>16. Step 13 — Verify the Local Terraform Deployment</w:t>
       </w:r>
     </w:p>
     <w:p>
@@ -3197,10 +3071,7 @@
         <w:pStyle w:val="Heading1"/>
       </w:pPr>
       <w:r>
-        <w:t>17. Step 14 — Create a GitH</w:t>
-      </w:r>
-      <w:r>
-        <w:t>ub Repository</w:t>
+        <w:t>17. Step 14 — Create a GitHub Repository</w:t>
       </w:r>
     </w:p>
     <w:p>
@@ -3242,18 +3113,155 @@
       <w:r>
         <w:t>18. Step 15 — Initialize Git and Push to GitHub</w:t>
       </w:r>
+      <w:r>
+        <w:t xml:space="preserve">  </w:t>
+      </w:r>
     </w:p>
     <w:p>
+      <w:r>
+        <w:t>-----------------------------------------------------------------------</w:t>
+      </w:r>
+    </w:p>
+    <w:p>
+      <w:pPr>
+        <w:pStyle w:val="NoSpacing"/>
+        <w:rPr>
+          <w:b/>
+          <w:color w:val="FF0000"/>
+          <w:sz w:val="16"/>
+          <w:szCs w:val="16"/>
+        </w:rPr>
+      </w:pPr>
+      <w:r>
+        <w:rPr>
+          <w:b/>
+          <w:color w:val="FF0000"/>
+          <w:sz w:val="16"/>
+          <w:szCs w:val="16"/>
+        </w:rPr>
+        <w:t>Note: If this lab has been ran already use the following commands:</w:t>
+      </w:r>
+    </w:p>
+    <w:p>
+      <w:pPr>
+        <w:pStyle w:val="NoSpacing"/>
+        <w:rPr>
+          <w:rFonts w:asciiTheme="majorHAnsi" w:hAnsiTheme="majorHAnsi"/>
+          <w:b/>
+          <w:color w:val="FF0000"/>
+          <w:sz w:val="16"/>
+          <w:szCs w:val="16"/>
+        </w:rPr>
+      </w:pPr>
+      <w:r>
+        <w:rPr>
+          <w:rFonts w:asciiTheme="majorHAnsi" w:hAnsiTheme="majorHAnsi"/>
+          <w:b/>
+          <w:color w:val="FF0000"/>
+          <w:sz w:val="16"/>
+          <w:szCs w:val="16"/>
+        </w:rPr>
+        <w:t>(</w:t>
+      </w:r>
+      <w:proofErr w:type="spellStart"/>
+      <w:proofErr w:type="gramStart"/>
+      <w:r>
+        <w:rPr>
+          <w:rFonts w:asciiTheme="majorHAnsi" w:hAnsiTheme="majorHAnsi"/>
+          <w:b/>
+          <w:color w:val="FF0000"/>
+          <w:sz w:val="16"/>
+          <w:szCs w:val="16"/>
+        </w:rPr>
+        <w:t>git</w:t>
+      </w:r>
+      <w:proofErr w:type="spellEnd"/>
+      <w:proofErr w:type="gramEnd"/>
+      <w:r>
+        <w:rPr>
+          <w:rFonts w:asciiTheme="majorHAnsi" w:hAnsiTheme="majorHAnsi"/>
+          <w:b/>
+          <w:color w:val="FF0000"/>
+          <w:sz w:val="16"/>
+          <w:szCs w:val="16"/>
+        </w:rPr>
+        <w:t xml:space="preserve"> remote -v)</w:t>
+      </w:r>
+    </w:p>
+    <w:p>
+      <w:pPr>
+        <w:pStyle w:val="NoSpacing"/>
+        <w:rPr>
+          <w:rFonts w:asciiTheme="majorHAnsi" w:hAnsiTheme="majorHAnsi"/>
+          <w:b/>
+          <w:color w:val="FF0000"/>
+          <w:sz w:val="16"/>
+          <w:szCs w:val="16"/>
+        </w:rPr>
+      </w:pPr>
+      <w:r>
+        <w:rPr>
+          <w:rFonts w:asciiTheme="majorHAnsi" w:hAnsiTheme="majorHAnsi"/>
+          <w:b/>
+          <w:color w:val="FF0000"/>
+          <w:sz w:val="16"/>
+          <w:szCs w:val="16"/>
+        </w:rPr>
+        <w:t>(</w:t>
+      </w:r>
+      <w:proofErr w:type="spellStart"/>
+      <w:proofErr w:type="gramStart"/>
+      <w:r>
+        <w:rPr>
+          <w:rFonts w:asciiTheme="majorHAnsi" w:hAnsiTheme="majorHAnsi"/>
+          <w:b/>
+          <w:color w:val="FF0000"/>
+          <w:sz w:val="16"/>
+          <w:szCs w:val="16"/>
+        </w:rPr>
+        <w:t>git</w:t>
+      </w:r>
+      <w:proofErr w:type="spellEnd"/>
+      <w:proofErr w:type="gramEnd"/>
+      <w:r>
+        <w:rPr>
+          <w:rFonts w:asciiTheme="majorHAnsi" w:hAnsiTheme="majorHAnsi"/>
+          <w:b/>
+          <w:color w:val="FF0000"/>
+          <w:sz w:val="16"/>
+          <w:szCs w:val="16"/>
+        </w:rPr>
+        <w:t xml:space="preserve"> remote remove origin)</w:t>
+      </w:r>
+    </w:p>
+    <w:p/>
+    <w:p>
+      <w:r>
+        <w:t>------------------------------------------------------------------------</w:t>
+      </w:r>
+      <w:bookmarkStart w:id="0" w:name="_GoBack"/>
+      <w:bookmarkEnd w:id="0"/>
+    </w:p>
+    <w:p>
       <w:pPr>
         <w:spacing w:after="120"/>
         <w:ind w:left="360"/>
       </w:pPr>
-      <w:r>
-        <w:rPr>
-          <w:rFonts w:ascii="Consolas" w:hAnsi="Consolas"/>
-          <w:sz w:val="18"/>
-        </w:rPr>
-        <w:t>cd C:\cloudlab</w:t>
+      <w:proofErr w:type="gramStart"/>
+      <w:r>
+        <w:rPr>
+          <w:rFonts w:ascii="Consolas" w:hAnsi="Consolas"/>
+          <w:sz w:val="18"/>
+        </w:rPr>
+        <w:t>cd</w:t>
+      </w:r>
+      <w:proofErr w:type="gramEnd"/>
+      <w:r>
+        <w:rPr>
+          <w:rFonts w:ascii="Consolas" w:hAnsi="Consolas"/>
+          <w:sz w:val="18"/>
+        </w:rPr>
+        <w:t xml:space="preserve"> C:\cloudlab</w:t>
       </w:r>
       <w:r>
         <w:rPr>
@@ -3269,14 +3277,7 @@
           <w:sz w:val="18"/>
         </w:rPr>
         <w:br/>
-        <w:t>git</w:t>
-      </w:r>
-      <w:r>
-        <w:rPr>
-          <w:rFonts w:ascii="Consolas" w:hAnsi="Consolas"/>
-          <w:sz w:val="18"/>
-        </w:rPr>
-        <w:t xml:space="preserve"> add .</w:t>
+        <w:t>git add .</w:t>
       </w:r>
       <w:r>
         <w:rPr>
@@ -3351,10 +3352,7 @@
         <w:pStyle w:val="Heading1"/>
       </w:pPr>
       <w:r>
-        <w:t xml:space="preserve">19. Step 16 </w:t>
-      </w:r>
-      <w:r>
-        <w:t>— Create the GitHub Actions Pipeline</w:t>
+        <w:t>19. Step 16 — Create the GitHub Actions Pipeline</w:t>
       </w:r>
     </w:p>
     <w:p>
@@ -3473,14 +3471,7 @@
           <w:sz w:val="18"/>
         </w:rPr>
         <w:br/>
-        <w:t xml:space="preserve">    runs-on: u</w:t>
-      </w:r>
-      <w:r>
-        <w:rPr>
-          <w:rFonts w:ascii="Consolas" w:hAnsi="Consolas"/>
-          <w:sz w:val="18"/>
-        </w:rPr>
-        <w:t>buntu-latest</w:t>
+        <w:t xml:space="preserve">    runs-on: ubuntu-latest</w:t>
       </w:r>
       <w:r>
         <w:rPr>
@@ -3526,6 +3517,13 @@
           <w:sz w:val="18"/>
         </w:rPr>
         <w:br/>
+      </w:r>
+      <w:r>
+        <w:rPr>
+          <w:rFonts w:ascii="Consolas" w:hAnsi="Consolas"/>
+          <w:sz w:val="18"/>
+        </w:rPr>
+        <w:lastRenderedPageBreak/>
         <w:t xml:space="preserve">      - name: Setup Terraform</w:t>
       </w:r>
       <w:r>
@@ -3589,13 +3587,6 @@
           <w:sz w:val="18"/>
         </w:rPr>
         <w:br/>
-      </w:r>
-      <w:r>
-        <w:rPr>
-          <w:rFonts w:ascii="Consolas" w:hAnsi="Consolas"/>
-          <w:sz w:val="18"/>
-        </w:rPr>
-        <w:lastRenderedPageBreak/>
         <w:t xml:space="preserve">            -e SERVICES=ec2,s3,iam,sts \</w:t>
       </w:r>
       <w:r>
@@ -3651,14 +3642,7 @@
           <w:sz w:val="18"/>
         </w:rPr>
         <w:br/>
-        <w:t xml:space="preserve">         </w:t>
-      </w:r>
-      <w:r>
-        <w:rPr>
-          <w:rFonts w:ascii="Consolas" w:hAnsi="Consolas"/>
-          <w:sz w:val="18"/>
-        </w:rPr>
-        <w:t xml:space="preserve">   if curl -s http://localhost:4566/_localstack/health; then</w:t>
+        <w:t xml:space="preserve">            if curl -s http://localhost:4566/_localstack/health; then</w:t>
       </w:r>
       <w:r>
         <w:rPr>
@@ -3714,14 +3698,7 @@
           <w:sz w:val="18"/>
         </w:rPr>
         <w:br/>
-        <w:t xml:space="preserve">          echo "LocalStack failed to s</w:t>
-      </w:r>
-      <w:r>
-        <w:rPr>
-          <w:rFonts w:ascii="Consolas" w:hAnsi="Consolas"/>
-          <w:sz w:val="18"/>
-        </w:rPr>
-        <w:t>tart"</w:t>
+        <w:t xml:space="preserve">          echo "LocalStack failed to start"</w:t>
       </w:r>
       <w:r>
         <w:rPr>
@@ -3814,14 +3791,7 @@
           <w:sz w:val="18"/>
         </w:rPr>
         <w:br/>
-        <w:t xml:space="preserve"> </w:t>
-      </w:r>
-      <w:r>
-        <w:rPr>
-          <w:rFonts w:ascii="Consolas" w:hAnsi="Consolas"/>
-          <w:sz w:val="18"/>
-        </w:rPr>
-        <w:t xml:space="preserve">     - name: Terraform Security Scan with Checkov</w:t>
+        <w:t xml:space="preserve">      - name: Terraform Security Scan with Checkov</w:t>
       </w:r>
       <w:r>
         <w:rPr>
@@ -3884,14 +3854,7 @@
           <w:sz w:val="18"/>
         </w:rPr>
         <w:br/>
-        <w:t xml:space="preserve">        working-director</w:t>
-      </w:r>
-      <w:r>
-        <w:rPr>
-          <w:rFonts w:ascii="Consolas" w:hAnsi="Consolas"/>
-          <w:sz w:val="18"/>
-        </w:rPr>
-        <w:t>y: terraform</w:t>
+        <w:t xml:space="preserve">        working-directory: terraform</w:t>
       </w:r>
       <w:r>
         <w:rPr>
@@ -3977,10 +3940,7 @@
               <w:br/>
             </w:r>
             <w:r>
-              <w:t xml:space="preserve">The local Windows lab uses the student's LocalStack token. The GitHub runner uses a separate free LocalStack container to keep the CI/CD lab simple and avoid putting </w:t>
-            </w:r>
-            <w:r>
-              <w:t>tokens into GitHub.</w:t>
+              <w:t>The local Windows lab uses the student's LocalStack token. The GitHub runner uses a separate free LocalStack container to keep the CI/CD lab simple and avoid putting tokens into GitHub.</w:t>
             </w:r>
           </w:p>
         </w:tc>
@@ -3992,6 +3952,7 @@
         <w:pStyle w:val="Heading1"/>
       </w:pPr>
       <w:r>
+        <w:lastRenderedPageBreak/>
         <w:t>20. Step 17 — Push the Pipeline</w:t>
       </w:r>
     </w:p>
@@ -4037,16 +3998,12 @@
         <w:pStyle w:val="Heading1"/>
       </w:pPr>
       <w:r>
-        <w:lastRenderedPageBreak/>
         <w:t>21. Step 18 — Watch the Pipeline</w:t>
       </w:r>
     </w:p>
     <w:p>
       <w:r>
-        <w:t>Go to GitHub &gt; Repository &gt; Actions &gt; SecurityPlus Lo</w:t>
-      </w:r>
-      <w:r>
-        <w:t>calStack CI/CD.</w:t>
+        <w:t>Go to GitHub &gt; Repository &gt; Actions &gt; SecurityPlus LocalStack CI/CD.</w:t>
       </w:r>
     </w:p>
     <w:p>
@@ -4072,10 +4029,7 @@
         <w:pStyle w:val="Heading3"/>
       </w:pPr>
       <w:r>
-        <w:t>L</w:t>
-      </w:r>
-      <w:r>
-        <w:t>ocalStack asks for a license locally</w:t>
+        <w:t>LocalStack asks for a license locally</w:t>
       </w:r>
     </w:p>
     <w:p>
@@ -4106,10 +4060,7 @@
     </w:p>
     <w:p>
       <w:r>
-        <w:t>Confi</w:t>
-      </w:r>
-      <w:r>
-        <w:t>rm deploy.yml uses localstack/localstack:3.8.1, not localstack/localstack-pro.</w:t>
+        <w:t>Confirm deploy.yml uses localstack/localstack:3.8.1, not localstack/localstack-pro.</w:t>
       </w:r>
     </w:p>
     <w:p>
@@ -4135,10 +4086,7 @@
     </w:p>
     <w:p>
       <w:r>
-        <w:t xml:space="preserve">Run git status and confirm </w:t>
-      </w:r>
-      <w:r>
-        <w:t>you are inside C:\cloudlab.</w:t>
+        <w:t>Run git status and confirm you are inside C:\cloudlab.</w:t>
       </w:r>
     </w:p>
     <w:p>
@@ -4167,10 +4115,7 @@
         <w:pStyle w:val="ListNumber"/>
       </w:pPr>
       <w:r>
-        <w:t xml:space="preserve">Why is the LocalStack token stored in .env instead of </w:t>
-      </w:r>
-      <w:r>
-        <w:t>docker-compose.yml?</w:t>
+        <w:t>Why is the LocalStack token stored in .env instead of docker-compose.yml?</w:t>
       </w:r>
     </w:p>
     <w:p>
@@ -4352,7 +4297,7 @@
   <w:abstractNum w:abstractNumId="7" w15:restartNumberingAfterBreak="0">
     <w:nsid w:val="FFFFFF88"/>
     <w:multiLevelType w:val="singleLevel"/>
-    <w:tmpl w:val="D0A62B40"/>
+    <w:tmpl w:val="F2BA69BC"/>
     <w:lvl w:ilvl="0">
       <w:start w:val="1"/>
       <w:numFmt w:val="decimal"/>
@@ -4370,7 +4315,7 @@
   <w:abstractNum w:abstractNumId="8" w15:restartNumberingAfterBreak="0">
     <w:nsid w:val="FFFFFF89"/>
     <w:multiLevelType w:val="singleLevel"/>
-    <w:tmpl w:val="29761A62"/>
+    <w:tmpl w:val="ADB45268"/>
     <w:lvl w:ilvl="0">
       <w:start w:val="1"/>
       <w:numFmt w:val="bullet"/>
@@ -16137,7 +16082,7 @@
 </file>
 
 <file path=customXml/itemProps1.xml><?xml version="1.0" encoding="utf-8"?>
-<ds:datastoreItem xmlns:ds="http://schemas.openxmlformats.org/officeDocument/2006/customXml" ds:itemID="{C27FE82D-1CB1-4E74-B616-BAB435779276}">
+<ds:datastoreItem xmlns:ds="http://schemas.openxmlformats.org/officeDocument/2006/customXml" ds:itemID="{1099CAF5-AC53-4B69-9AF7-0AF80E64C67A}">
   <ds:schemaRefs>
     <ds:schemaRef ds:uri="http://schemas.openxmlformats.org/officeDocument/2006/bibliography"/>
   </ds:schemaRefs>
